--- a/Software Engineering Challenge22.docx
+++ b/Software Engineering Challenge22.docx
@@ -660,13 +660,39 @@
                 <w:sz w:val="20"/>
               </w:rPr>
             </w:pPr>
+            <w:r>
+              <w:rPr>
+                <w:rFonts w:ascii="Times New Roman" w:hAnsi="Times New Roman" w:cs="Times New Roman"/>
+                <w:sz w:val="20"/>
+              </w:rPr>
+              <w:t>January 29</w:t>
+            </w:r>
+          </w:p>
+          <w:p>
+            <w:pPr>
+              <w:rPr>
+                <w:rFonts w:ascii="Times New Roman" w:hAnsi="Times New Roman" w:cs="Times New Roman"/>
+                <w:sz w:val="20"/>
+              </w:rPr>
+            </w:pPr>
+            <w:r>
+              <w:rPr>
+                <w:rFonts w:ascii="Times New Roman" w:hAnsi="Times New Roman" w:cs="Times New Roman"/>
+                <w:sz w:val="20"/>
+              </w:rPr>
+              <w:t>2026</w:t>
+            </w:r>
           </w:p>
         </w:tc>
         <w:tc>
           <w:tcPr>
             <w:tcW w:w="8388" w:type="dxa"/>
           </w:tcPr>
-          <w:p/>
+          <w:p>
+            <w:r>
+              <w:t>Created floor and setting up comments for other objects. Make better road tomorrow and then put in the side walk and sky (day time first)</w:t>
+            </w:r>
+          </w:p>
           <w:p/>
         </w:tc>
       </w:tr>

--- a/Software Engineering Challenge22.docx
+++ b/Software Engineering Challenge22.docx
@@ -58,7 +58,21 @@
         <w:rPr>
           <w:rFonts w:ascii="Architects Daughter" w:eastAsia="Architects Daughter" w:hAnsi="Architects Daughter" w:cs="Architects Daughter"/>
         </w:rPr>
-        <w:t xml:space="preserve"> need to do</w:t>
+        <w:t xml:space="preserve"> </w:t>
+      </w:r>
+      <w:proofErr w:type="gramStart"/>
+      <w:r>
+        <w:rPr>
+          <w:rFonts w:ascii="Architects Daughter" w:eastAsia="Architects Daughter" w:hAnsi="Architects Daughter" w:cs="Architects Daughter"/>
+        </w:rPr>
+        <w:t>need</w:t>
+      </w:r>
+      <w:proofErr w:type="gramEnd"/>
+      <w:r>
+        <w:rPr>
+          <w:rFonts w:ascii="Architects Daughter" w:eastAsia="Architects Daughter" w:hAnsi="Architects Daughter" w:cs="Architects Daughter"/>
+        </w:rPr>
+        <w:t xml:space="preserve"> to do</w:t>
       </w:r>
     </w:p>
     <w:p>
@@ -92,7 +106,21 @@
         <w:rPr>
           <w:rFonts w:ascii="Architects Daughter" w:eastAsia="Architects Daughter" w:hAnsi="Architects Daughter" w:cs="Architects Daughter"/>
         </w:rPr>
-        <w:t>How much time do you think you will you need to complete the project</w:t>
+        <w:t xml:space="preserve">How much time do you think you </w:t>
+      </w:r>
+      <w:proofErr w:type="gramStart"/>
+      <w:r>
+        <w:rPr>
+          <w:rFonts w:ascii="Architects Daughter" w:eastAsia="Architects Daughter" w:hAnsi="Architects Daughter" w:cs="Architects Daughter"/>
+        </w:rPr>
+        <w:t>will you</w:t>
+      </w:r>
+      <w:proofErr w:type="gramEnd"/>
+      <w:r>
+        <w:rPr>
+          <w:rFonts w:ascii="Architects Daughter" w:eastAsia="Architects Daughter" w:hAnsi="Architects Daughter" w:cs="Architects Daughter"/>
+        </w:rPr>
+        <w:t xml:space="preserve"> need to complete the project</w:t>
       </w:r>
       <w:r>
         <w:rPr>
@@ -137,8 +165,16 @@
         <w:rPr>
           <w:rFonts w:ascii="Architects Daughter" w:eastAsia="Architects Daughter" w:hAnsi="Architects Daughter" w:cs="Architects Daughter"/>
         </w:rPr>
-        <w:t>Do you foresee any problems or constraints, describe</w:t>
-      </w:r>
+        <w:t xml:space="preserve">Do you foresee any problems or </w:t>
+      </w:r>
+      <w:proofErr w:type="gramStart"/>
+      <w:r>
+        <w:rPr>
+          <w:rFonts w:ascii="Architects Daughter" w:eastAsia="Architects Daughter" w:hAnsi="Architects Daughter" w:cs="Architects Daughter"/>
+        </w:rPr>
+        <w:t>constraints, describe</w:t>
+      </w:r>
+      <w:proofErr w:type="gramEnd"/>
     </w:p>
     <w:p>
       <w:pPr>
@@ -150,7 +186,14 @@
         <w:rPr>
           <w:rFonts w:ascii="Architects Daughter" w:eastAsia="Architects Daughter" w:hAnsi="Architects Daughter" w:cs="Architects Daughter"/>
         </w:rPr>
-        <w:t>Have you created a similar</w:t>
+        <w:t xml:space="preserve">Have you created a </w:t>
+      </w:r>
+      <w:proofErr w:type="gramStart"/>
+      <w:r>
+        <w:rPr>
+          <w:rFonts w:ascii="Architects Daughter" w:eastAsia="Architects Daughter" w:hAnsi="Architects Daughter" w:cs="Architects Daughter"/>
+        </w:rPr>
+        <w:t>similar</w:t>
       </w:r>
       <w:r>
         <w:rPr>
@@ -164,6 +207,7 @@
         </w:rPr>
         <w:t>s</w:t>
       </w:r>
+      <w:proofErr w:type="gramEnd"/>
       <w:r>
         <w:rPr>
           <w:rFonts w:ascii="Architects Daughter" w:eastAsia="Architects Daughter" w:hAnsi="Architects Daughter" w:cs="Architects Daughter"/>
@@ -294,7 +338,17 @@
         <w:t>(paint, word, photo shop)</w:t>
       </w:r>
       <w:r>
-        <w:t xml:space="preserve"> not every objet </w:t>
+        <w:t xml:space="preserve"> not every </w:t>
+      </w:r>
+      <w:proofErr w:type="spellStart"/>
+      <w:proofErr w:type="gramStart"/>
+      <w:r>
+        <w:t>objet</w:t>
+      </w:r>
+      <w:proofErr w:type="spellEnd"/>
+      <w:proofErr w:type="gramEnd"/>
+      <w:r>
+        <w:t xml:space="preserve"> </w:t>
       </w:r>
       <w:r>
         <w:t xml:space="preserve">(draw one example although there may be several in the final program) </w:t>
@@ -334,7 +388,21 @@
         <w:rPr>
           <w:rFonts w:ascii="Architects Daughter" w:eastAsia="Architects Daughter" w:hAnsi="Architects Daughter" w:cs="Architects Daughter"/>
         </w:rPr>
-        <w:t xml:space="preserve">each part </w:t>
+        <w:t xml:space="preserve">each </w:t>
+      </w:r>
+      <w:proofErr w:type="gramStart"/>
+      <w:r>
+        <w:rPr>
+          <w:rFonts w:ascii="Architects Daughter" w:eastAsia="Architects Daughter" w:hAnsi="Architects Daughter" w:cs="Architects Daughter"/>
+        </w:rPr>
+        <w:t>part</w:t>
+      </w:r>
+      <w:proofErr w:type="gramEnd"/>
+      <w:r>
+        <w:rPr>
+          <w:rFonts w:ascii="Architects Daughter" w:eastAsia="Architects Daughter" w:hAnsi="Architects Daughter" w:cs="Architects Daughter"/>
+        </w:rPr>
+        <w:t xml:space="preserve"> </w:t>
       </w:r>
       <w:r>
         <w:rPr>
@@ -566,8 +634,8 @@
         <w:tblLook w:val="04A0" w:firstRow="1" w:lastRow="0" w:firstColumn="1" w:lastColumn="0" w:noHBand="0" w:noVBand="1"/>
       </w:tblPr>
       <w:tblGrid>
-        <w:gridCol w:w="1177"/>
-        <w:gridCol w:w="8173"/>
+        <w:gridCol w:w="1175"/>
+        <w:gridCol w:w="8175"/>
       </w:tblGrid>
       <w:tr>
         <w:tc>
@@ -641,8 +709,13 @@
             <w:tcW w:w="8388" w:type="dxa"/>
           </w:tcPr>
           <w:p>
-            <w:r>
-              <w:t>Made reference in google drawings for day and night cycle in city</w:t>
+            <w:proofErr w:type="gramStart"/>
+            <w:r>
+              <w:t>Made reference</w:t>
+            </w:r>
+            <w:proofErr w:type="gramEnd"/>
+            <w:r>
+              <w:t xml:space="preserve"> in google drawings for day and night cycle in city</w:t>
             </w:r>
           </w:p>
           <w:p/>
@@ -690,7 +763,31 @@
           </w:tcPr>
           <w:p>
             <w:r>
-              <w:t>Created floor and setting up comments for other objects. Make better road tomorrow and then put in the side walk and sky (day time first)</w:t>
+              <w:t xml:space="preserve">Created </w:t>
+            </w:r>
+            <w:proofErr w:type="gramStart"/>
+            <w:r>
+              <w:t>floor</w:t>
+            </w:r>
+            <w:proofErr w:type="gramEnd"/>
+            <w:r>
+              <w:t xml:space="preserve"> and setting up comments for other objects. Make better road tomorrow and then put in the </w:t>
+            </w:r>
+            <w:proofErr w:type="gramStart"/>
+            <w:r>
+              <w:t>side walk</w:t>
+            </w:r>
+            <w:proofErr w:type="gramEnd"/>
+            <w:r>
+              <w:t xml:space="preserve"> and sky (</w:t>
+            </w:r>
+            <w:proofErr w:type="gramStart"/>
+            <w:r>
+              <w:t>day time</w:t>
+            </w:r>
+            <w:proofErr w:type="gramEnd"/>
+            <w:r>
+              <w:t xml:space="preserve"> first)</w:t>
             </w:r>
           </w:p>
           <w:p/>
@@ -708,6 +805,29 @@
                 <w:sz w:val="20"/>
               </w:rPr>
             </w:pPr>
+            <w:r>
+              <w:rPr>
+                <w:rFonts w:ascii="Times New Roman" w:hAnsi="Times New Roman" w:cs="Times New Roman"/>
+                <w:sz w:val="20"/>
+              </w:rPr>
+              <w:t xml:space="preserve">January 30, </w:t>
+            </w:r>
+            <w:proofErr w:type="gramStart"/>
+            <w:r>
+              <w:rPr>
+                <w:rFonts w:ascii="Times New Roman" w:hAnsi="Times New Roman" w:cs="Times New Roman"/>
+                <w:sz w:val="20"/>
+              </w:rPr>
+              <w:t>2026</w:t>
+            </w:r>
+            <w:proofErr w:type="gramEnd"/>
+            <w:r>
+              <w:rPr>
+                <w:rFonts w:ascii="Times New Roman" w:hAnsi="Times New Roman" w:cs="Times New Roman"/>
+                <w:sz w:val="20"/>
+              </w:rPr>
+              <w:t xml:space="preserve"> 2026</w:t>
+            </w:r>
           </w:p>
         </w:tc>
         <w:tc>
@@ -715,7 +835,90 @@
             <w:tcW w:w="8388" w:type="dxa"/>
           </w:tcPr>
           <w:p/>
+          <w:p>
+            <w:r>
+              <w:rPr>
+                <w:noProof/>
+              </w:rPr>
+              <w:lastRenderedPageBreak/>
+              <w:drawing>
+                <wp:inline distT="0" distB="0" distL="0" distR="0" wp14:anchorId="6F854688" wp14:editId="434F26B8">
+                  <wp:extent cx="1590675" cy="1613586"/>
+                  <wp:effectExtent l="0" t="0" r="0" b="5715"/>
+                  <wp:docPr id="1044891888" name="Picture 1" descr="Cityscape"/>
+                  <wp:cNvGraphicFramePr>
+                    <a:graphicFrameLocks xmlns:a="http://schemas.openxmlformats.org/drawingml/2006/main" noChangeAspect="1"/>
+                  </wp:cNvGraphicFramePr>
+                  <a:graphic xmlns:a="http://schemas.openxmlformats.org/drawingml/2006/main">
+                    <a:graphicData uri="http://schemas.openxmlformats.org/drawingml/2006/picture">
+                      <pic:pic xmlns:pic="http://schemas.openxmlformats.org/drawingml/2006/picture">
+                        <pic:nvPicPr>
+                          <pic:cNvPr id="1044891888" name="Picture 1044891888" descr="Cityscape"/>
+                          <pic:cNvPicPr/>
+                        </pic:nvPicPr>
+                        <pic:blipFill>
+                          <a:blip r:embed="rId4" cstate="print">
+                            <a:extLst>
+                              <a:ext uri="{28A0092B-C50C-407E-A947-70E740481C1C}">
+                                <a14:useLocalDpi xmlns:a14="http://schemas.microsoft.com/office/drawing/2010/main" val="0"/>
+                              </a:ext>
+                            </a:extLst>
+                          </a:blip>
+                          <a:stretch>
+                            <a:fillRect/>
+                          </a:stretch>
+                        </pic:blipFill>
+                        <pic:spPr>
+                          <a:xfrm>
+                            <a:off x="0" y="0"/>
+                            <a:ext cx="1594828" cy="1617799"/>
+                          </a:xfrm>
+                          <a:prstGeom prst="rect">
+                            <a:avLst/>
+                          </a:prstGeom>
+                        </pic:spPr>
+                      </pic:pic>
+                    </a:graphicData>
+                  </a:graphic>
+                </wp:inline>
+              </w:drawing>
+            </w:r>
+          </w:p>
           <w:p/>
+          <w:p>
+            <w:r>
+              <w:t xml:space="preserve">Made grass floor, road, and </w:t>
+            </w:r>
+            <w:proofErr w:type="gramStart"/>
+            <w:r>
+              <w:t>side walk</w:t>
+            </w:r>
+            <w:proofErr w:type="gramEnd"/>
+            <w:r>
+              <w:t xml:space="preserve"> (ignore the red man, will delete later)</w:t>
+            </w:r>
+          </w:p>
+          <w:p>
+            <w:r>
+              <w:t xml:space="preserve">Learned how you need to manually put coordinates in </w:t>
+            </w:r>
+            <w:proofErr w:type="gramStart"/>
+            <w:r>
+              <w:t>a</w:t>
+            </w:r>
+            <w:proofErr w:type="gramEnd"/>
+            <w:r>
+              <w:t xml:space="preserve"> image with multiple drawings, next create </w:t>
+            </w:r>
+            <w:proofErr w:type="gramStart"/>
+            <w:r>
+              <w:t>back ground</w:t>
+            </w:r>
+            <w:proofErr w:type="gramEnd"/>
+            <w:r>
+              <w:t>.</w:t>
+            </w:r>
+          </w:p>
         </w:tc>
       </w:tr>
     </w:tbl>

--- a/Software Engineering Challenge22.docx
+++ b/Software Engineering Challenge22.docx
@@ -634,13 +634,15 @@
         <w:tblLook w:val="04A0" w:firstRow="1" w:lastRow="0" w:firstColumn="1" w:lastColumn="0" w:noHBand="0" w:noVBand="1"/>
       </w:tblPr>
       <w:tblGrid>
-        <w:gridCol w:w="1175"/>
-        <w:gridCol w:w="8175"/>
+        <w:gridCol w:w="2197"/>
+        <w:gridCol w:w="9"/>
+        <w:gridCol w:w="7144"/>
       </w:tblGrid>
       <w:tr>
         <w:tc>
           <w:tcPr>
-            <w:tcW w:w="1188" w:type="dxa"/>
+            <w:tcW w:w="1175" w:type="dxa"/>
+            <w:gridSpan w:val="2"/>
           </w:tcPr>
           <w:p>
             <w:pPr>
@@ -659,7 +661,7 @@
         </w:tc>
         <w:tc>
           <w:tcPr>
-            <w:tcW w:w="8388" w:type="dxa"/>
+            <w:tcW w:w="8175" w:type="dxa"/>
           </w:tcPr>
           <w:p>
             <w:r>
@@ -671,7 +673,8 @@
       <w:tr>
         <w:tc>
           <w:tcPr>
-            <w:tcW w:w="1188" w:type="dxa"/>
+            <w:tcW w:w="1175" w:type="dxa"/>
+            <w:gridSpan w:val="2"/>
           </w:tcPr>
           <w:p>
             <w:r>
@@ -706,7 +709,7 @@
         </w:tc>
         <w:tc>
           <w:tcPr>
-            <w:tcW w:w="8388" w:type="dxa"/>
+            <w:tcW w:w="8175" w:type="dxa"/>
           </w:tcPr>
           <w:p>
             <w:proofErr w:type="gramStart"/>
@@ -724,7 +727,8 @@
       <w:tr>
         <w:tc>
           <w:tcPr>
-            <w:tcW w:w="1188" w:type="dxa"/>
+            <w:tcW w:w="1175" w:type="dxa"/>
+            <w:gridSpan w:val="2"/>
           </w:tcPr>
           <w:p>
             <w:pPr>
@@ -759,7 +763,7 @@
         </w:tc>
         <w:tc>
           <w:tcPr>
-            <w:tcW w:w="8388" w:type="dxa"/>
+            <w:tcW w:w="8175" w:type="dxa"/>
           </w:tcPr>
           <w:p>
             <w:r>
@@ -796,7 +800,8 @@
       <w:tr>
         <w:tc>
           <w:tcPr>
-            <w:tcW w:w="1188" w:type="dxa"/>
+            <w:tcW w:w="1175" w:type="dxa"/>
+            <w:gridSpan w:val="2"/>
           </w:tcPr>
           <w:p>
             <w:pPr>
@@ -832,7 +837,7 @@
         </w:tc>
         <w:tc>
           <w:tcPr>
-            <w:tcW w:w="8388" w:type="dxa"/>
+            <w:tcW w:w="8175" w:type="dxa"/>
           </w:tcPr>
           <w:p/>
           <w:p>
@@ -842,7 +847,7 @@
               </w:rPr>
               <w:lastRenderedPageBreak/>
               <w:drawing>
-                <wp:inline distT="0" distB="0" distL="0" distR="0" wp14:anchorId="6F854688" wp14:editId="434F26B8">
+                <wp:inline distT="0" distB="0" distL="0" distR="0" wp14:anchorId="6F854688" wp14:editId="78E13711">
                   <wp:extent cx="1590675" cy="1613586"/>
                   <wp:effectExtent l="0" t="0" r="0" b="5715"/>
                   <wp:docPr id="1044891888" name="Picture 1" descr="Cityscape"/>
@@ -917,6 +922,323 @@
             <w:proofErr w:type="gramEnd"/>
             <w:r>
               <w:t>.</w:t>
+            </w:r>
+          </w:p>
+        </w:tc>
+      </w:tr>
+      <w:tr>
+        <w:tc>
+          <w:tcPr>
+            <w:tcW w:w="1165" w:type="dxa"/>
+          </w:tcPr>
+          <w:p>
+            <w:proofErr w:type="spellStart"/>
+            <w:r>
+              <w:lastRenderedPageBreak/>
+              <w:t>Febuary</w:t>
+            </w:r>
+            <w:proofErr w:type="spellEnd"/>
+            <w:r>
+              <w:t xml:space="preserve"> </w:t>
+            </w:r>
+            <w:r>
+              <w:t>2nd</w:t>
+            </w:r>
+          </w:p>
+          <w:p>
+            <w:r>
+              <w:t>2026</w:t>
+            </w:r>
+          </w:p>
+        </w:tc>
+        <w:tc>
+          <w:tcPr>
+            <w:tcW w:w="8185" w:type="dxa"/>
+            <w:gridSpan w:val="2"/>
+          </w:tcPr>
+          <w:p>
+            <w:r>
+              <w:rPr>
+                <w:noProof/>
+              </w:rPr>
+              <w:drawing>
+                <wp:inline distT="0" distB="0" distL="0" distR="0" wp14:anchorId="49E62922" wp14:editId="7A2D455F">
+                  <wp:extent cx="2478896" cy="2514600"/>
+                  <wp:effectExtent l="0" t="0" r="0" b="0"/>
+                  <wp:docPr id="934841307" name="Picture 2" descr="Cityscape"/>
+                  <wp:cNvGraphicFramePr>
+                    <a:graphicFrameLocks xmlns:a="http://schemas.openxmlformats.org/drawingml/2006/main" noChangeAspect="1"/>
+                  </wp:cNvGraphicFramePr>
+                  <a:graphic xmlns:a="http://schemas.openxmlformats.org/drawingml/2006/main">
+                    <a:graphicData uri="http://schemas.openxmlformats.org/drawingml/2006/picture">
+                      <pic:pic xmlns:pic="http://schemas.openxmlformats.org/drawingml/2006/picture">
+                        <pic:nvPicPr>
+                          <pic:cNvPr id="934841307" name="Picture 934841307" descr="Cityscape"/>
+                          <pic:cNvPicPr/>
+                        </pic:nvPicPr>
+                        <pic:blipFill>
+                          <a:blip r:embed="rId5">
+                            <a:extLst>
+                              <a:ext uri="{28A0092B-C50C-407E-A947-70E740481C1C}">
+                                <a14:useLocalDpi xmlns:a14="http://schemas.microsoft.com/office/drawing/2010/main" val="0"/>
+                              </a:ext>
+                            </a:extLst>
+                          </a:blip>
+                          <a:stretch>
+                            <a:fillRect/>
+                          </a:stretch>
+                        </pic:blipFill>
+                        <pic:spPr>
+                          <a:xfrm>
+                            <a:off x="0" y="0"/>
+                            <a:ext cx="2482537" cy="2518293"/>
+                          </a:xfrm>
+                          <a:prstGeom prst="rect">
+                            <a:avLst/>
+                          </a:prstGeom>
+                        </pic:spPr>
+                      </pic:pic>
+                    </a:graphicData>
+                  </a:graphic>
+                </wp:inline>
+              </w:drawing>
+            </w:r>
+          </w:p>
+          <w:p>
+            <w:r>
+              <w:t>Added background and buildings, next to work on is window and then add the sun to move across the screen.</w:t>
+            </w:r>
+          </w:p>
+        </w:tc>
+      </w:tr>
+      <w:tr>
+        <w:tc>
+          <w:tcPr>
+            <w:tcW w:w="1165" w:type="dxa"/>
+          </w:tcPr>
+          <w:p>
+            <w:proofErr w:type="spellStart"/>
+            <w:r>
+              <w:t>Febuary</w:t>
+            </w:r>
+            <w:proofErr w:type="spellEnd"/>
+          </w:p>
+          <w:p>
+            <w:r>
+              <w:t>3</w:t>
+            </w:r>
+            <w:r>
+              <w:rPr>
+                <w:vertAlign w:val="superscript"/>
+              </w:rPr>
+              <w:t>rd</w:t>
+            </w:r>
+          </w:p>
+          <w:p>
+            <w:r>
+              <w:t>2026</w:t>
+            </w:r>
+          </w:p>
+        </w:tc>
+        <w:tc>
+          <w:tcPr>
+            <w:tcW w:w="8185" w:type="dxa"/>
+            <w:gridSpan w:val="2"/>
+          </w:tcPr>
+          <w:p>
+            <w:r>
+              <w:t>Added windows, next make window change color and add day/night cycle</w:t>
+            </w:r>
+          </w:p>
+        </w:tc>
+      </w:tr>
+      <w:tr>
+        <w:tc>
+          <w:tcPr>
+            <w:tcW w:w="1165" w:type="dxa"/>
+          </w:tcPr>
+          <w:p>
+            <w:proofErr w:type="spellStart"/>
+            <w:r>
+              <w:t>Febuary</w:t>
+            </w:r>
+            <w:proofErr w:type="spellEnd"/>
+            <w:r>
+              <w:t xml:space="preserve"> 4</w:t>
+            </w:r>
+            <w:r>
+              <w:rPr>
+                <w:vertAlign w:val="superscript"/>
+              </w:rPr>
+              <w:t>th</w:t>
+            </w:r>
+          </w:p>
+          <w:p>
+            <w:r>
+              <w:t>2026</w:t>
+            </w:r>
+          </w:p>
+        </w:tc>
+        <w:tc>
+          <w:tcPr>
+            <w:tcW w:w="8185" w:type="dxa"/>
+            <w:gridSpan w:val="2"/>
+          </w:tcPr>
+          <w:p>
+            <w:proofErr w:type="gramStart"/>
+            <w:r>
+              <w:t>Figured</w:t>
+            </w:r>
+            <w:proofErr w:type="gramEnd"/>
+            <w:r>
+              <w:t xml:space="preserve"> out how to change color of window with time, add sun and moon cycle, then make windows flash at night.</w:t>
+            </w:r>
+          </w:p>
+        </w:tc>
+      </w:tr>
+      <w:tr>
+        <w:tc>
+          <w:tcPr>
+            <w:tcW w:w="1165" w:type="dxa"/>
+          </w:tcPr>
+          <w:p>
+            <w:proofErr w:type="spellStart"/>
+            <w:r>
+              <w:lastRenderedPageBreak/>
+              <w:t>Febuary</w:t>
+            </w:r>
+            <w:proofErr w:type="spellEnd"/>
+            <w:r>
+              <w:t xml:space="preserve"> 7</w:t>
+            </w:r>
+            <w:r>
+              <w:rPr>
+                <w:vertAlign w:val="superscript"/>
+              </w:rPr>
+              <w:t>th</w:t>
+            </w:r>
+            <w:r>
+              <w:t xml:space="preserve"> 2026</w:t>
+            </w:r>
+          </w:p>
+        </w:tc>
+        <w:tc>
+          <w:tcPr>
+            <w:tcW w:w="8185" w:type="dxa"/>
+            <w:gridSpan w:val="2"/>
+          </w:tcPr>
+          <w:p>
+            <w:r>
+              <w:rPr>
+                <w:noProof/>
+              </w:rPr>
+              <w:drawing>
+                <wp:inline distT="0" distB="0" distL="0" distR="0" wp14:anchorId="37E0DEEA" wp14:editId="3C935989">
+                  <wp:extent cx="2593959" cy="2085975"/>
+                  <wp:effectExtent l="0" t="0" r="0" b="0"/>
+                  <wp:docPr id="1241622261" name="Picture 1" descr="Cityscape"/>
+                  <wp:cNvGraphicFramePr>
+                    <a:graphicFrameLocks xmlns:a="http://schemas.openxmlformats.org/drawingml/2006/main" noChangeAspect="1"/>
+                  </wp:cNvGraphicFramePr>
+                  <a:graphic xmlns:a="http://schemas.openxmlformats.org/drawingml/2006/main">
+                    <a:graphicData uri="http://schemas.openxmlformats.org/drawingml/2006/picture">
+                      <pic:pic xmlns:pic="http://schemas.openxmlformats.org/drawingml/2006/picture">
+                        <pic:nvPicPr>
+                          <pic:cNvPr id="1241622261" name="Picture 1241622261" descr="Cityscape"/>
+                          <pic:cNvPicPr/>
+                        </pic:nvPicPr>
+                        <pic:blipFill>
+                          <a:blip r:embed="rId6" cstate="print">
+                            <a:extLst>
+                              <a:ext uri="{28A0092B-C50C-407E-A947-70E740481C1C}">
+                                <a14:useLocalDpi xmlns:a14="http://schemas.microsoft.com/office/drawing/2010/main" val="0"/>
+                              </a:ext>
+                            </a:extLst>
+                          </a:blip>
+                          <a:stretch>
+                            <a:fillRect/>
+                          </a:stretch>
+                        </pic:blipFill>
+                        <pic:spPr>
+                          <a:xfrm>
+                            <a:off x="0" y="0"/>
+                            <a:ext cx="2597982" cy="2089210"/>
+                          </a:xfrm>
+                          <a:prstGeom prst="rect">
+                            <a:avLst/>
+                          </a:prstGeom>
+                        </pic:spPr>
+                      </pic:pic>
+                    </a:graphicData>
+                  </a:graphic>
+                </wp:inline>
+              </w:drawing>
+            </w:r>
+            <w:r>
+              <w:t>Finished the animations of the sun/moon cycle and windows flashing at night</w:t>
+            </w:r>
+          </w:p>
+        </w:tc>
+      </w:tr>
+      <w:tr>
+        <w:tc>
+          <w:tcPr>
+            <w:tcW w:w="1165" w:type="dxa"/>
+          </w:tcPr>
+          <w:p>
+            <w:r>
+              <w:t>Summary/Reflection</w:t>
+            </w:r>
+          </w:p>
+        </w:tc>
+        <w:tc>
+          <w:tcPr>
+            <w:tcW w:w="8185" w:type="dxa"/>
+            <w:gridSpan w:val="2"/>
+          </w:tcPr>
+          <w:p>
+            <w:r>
+              <w:t xml:space="preserve">Overall l completed what I wanted to do for this project, the only thing that I did not follow through with </w:t>
+            </w:r>
+            <w:proofErr w:type="spellStart"/>
+            <w:r>
+              <w:t>wias</w:t>
+            </w:r>
+            <w:proofErr w:type="spellEnd"/>
+            <w:r>
+              <w:t xml:space="preserve"> the lines on the </w:t>
+            </w:r>
+            <w:proofErr w:type="gramStart"/>
+            <w:r>
+              <w:t>side walk</w:t>
+            </w:r>
+            <w:proofErr w:type="gramEnd"/>
+            <w:r>
+              <w:t xml:space="preserve"> and the white lines for the road since for the sake of time I decided not to do. I could have coded the windows differently since I connected the windows in a </w:t>
+            </w:r>
+            <w:proofErr w:type="gramStart"/>
+            <w:r>
+              <w:t>for</w:t>
+            </w:r>
+            <w:proofErr w:type="gramEnd"/>
+            <w:r>
+              <w:t xml:space="preserve"> loop for each separate building, so they flash in unison. One thing I would want to change is how I implemented animation changes in time since I think that I could develop a better method that </w:t>
+            </w:r>
+            <w:proofErr w:type="gramStart"/>
+            <w:r>
+              <w:t>would</w:t>
+            </w:r>
+            <w:proofErr w:type="gramEnd"/>
+            <w:r>
+              <w:t xml:space="preserve"> less memory and </w:t>
+            </w:r>
+            <w:proofErr w:type="gramStart"/>
+            <w:r>
+              <w:t>possible</w:t>
+            </w:r>
+            <w:proofErr w:type="gramEnd"/>
+            <w:r>
+              <w:t xml:space="preserve"> be more efficient.</w:t>
             </w:r>
           </w:p>
         </w:tc>

--- a/Software Engineering Challenge22.docx
+++ b/Software Engineering Challenge22.docx
@@ -340,13 +340,9 @@
       <w:r>
         <w:t xml:space="preserve"> not every </w:t>
       </w:r>
-      <w:proofErr w:type="spellStart"/>
-      <w:proofErr w:type="gramStart"/>
-      <w:r>
-        <w:t>objet</w:t>
-      </w:r>
-      <w:proofErr w:type="spellEnd"/>
-      <w:proofErr w:type="gramEnd"/>
+      <w:r>
+        <w:t>object</w:t>
+      </w:r>
       <w:r>
         <w:t xml:space="preserve"> </w:t>
       </w:r>
@@ -847,7 +843,7 @@
               </w:rPr>
               <w:lastRenderedPageBreak/>
               <w:drawing>
-                <wp:inline distT="0" distB="0" distL="0" distR="0" wp14:anchorId="6F854688" wp14:editId="78E13711">
+                <wp:inline distT="0" distB="0" distL="0" distR="0" wp14:anchorId="6F854688" wp14:editId="7DC9D9EA">
                   <wp:extent cx="1590675" cy="1613586"/>
                   <wp:effectExtent l="0" t="0" r="0" b="5715"/>
                   <wp:docPr id="1044891888" name="Picture 1" descr="Cityscape"/>
